--- a/src/content/bios/Ismay-HL 2012.docx
+++ b/src/content/bios/Ismay-HL 2012.docx
@@ -1171,9 +1171,8 @@
           <w:rFonts w:ascii="Times New Roman" w:eastAsia="Times New Roman" w:hAnsi="Times New Roman" w:cs="Times New Roman"/>
           <w:sz w:val="24"/>
           <w:szCs w:val="24"/>
-          <w:vertAlign w:val="superscript"/>
-        </w:rPr>
-        <w:t>2</w:t>
+        </w:rPr>
+        <w:t>²</w:t>
       </w:r>
       <w:r>
         <w:rPr>
